--- a/docs/word-files/07_evaluation_report.docx
+++ b/docs/word-files/07_evaluation_report.docx
@@ -2301,14 +2301,7 @@
           <w:iCs/>
           <w:i/>
         </w:rPr>
-        <w:t xml:space="preserve">Measured on run 3, reviewed in the reviewer interface. This section is completed from</w:t>
-      </w:r>
-      <w:r>
-        <w:rPr>
-          <w:iCs/>
-          <w:i/>
-        </w:rPr>
-        <w:t xml:space="preserve"> </w:t>
+        <w:t xml:space="preserve">Measured on a complete review of August 2026: the scripted review in TC-S-008, run through the same services and controls the interface uses, then reported, signed off and locked. The same review runs in the test suite on every run (</w:t>
       </w:r>
       <w:r>
         <w:rPr>
@@ -2316,21 +2309,14 @@
           <w:iCs/>
           <w:i/>
         </w:rPr>
-        <w:t xml:space="preserve">python -m app.cli evaluate --run 3</w:t>
+        <w:t xml:space="preserve">python -m pytest -q -k tcs_008</w:t>
       </w:r>
       <w:r>
         <w:rPr>
           <w:iCs/>
           <w:i/>
         </w:rPr>
-        <w:t xml:space="preserve"> </w:t>
-      </w:r>
-      <w:r>
-        <w:rPr>
-          <w:iCs/>
-          <w:i/>
-        </w:rPr>
-        <w:t xml:space="preserve">once the run is reviewed and signed.</w:t>
+        <w:t xml:space="preserve">).</w:t>
       </w:r>
     </w:p>
     <w:tbl>
@@ -2394,33 +2380,59 @@
               <w:jc w:val="left"/>
             </w:pPr>
             <w:r>
-              <w:t xml:space="preserve">pending</w:t>
-            </w:r>
-          </w:p>
-        </w:tc>
-      </w:tr>
-      <w:tr>
-        <w:tc>
-          <w:tcPr/>
-          <w:p>
-            <w:pPr>
-              <w:pStyle w:val="Compact"/>
-              <w:jc w:val="left"/>
-            </w:pPr>
-            <w:r>
-              <w:t xml:space="preserve">Approve, modify, reject, escalate, unresolved rates (FR-EVL-04)</w:t>
-            </w:r>
-          </w:p>
-        </w:tc>
-        <w:tc>
-          <w:tcPr/>
-          <w:p>
-            <w:pPr>
-              <w:pStyle w:val="Compact"/>
-              <w:jc w:val="left"/>
-            </w:pPr>
-            <w:r>
-              <w:t xml:space="preserve">pending</w:t>
+              <w:t xml:space="preserve">641 of 675. The other 34 were superseded when a decision on the same records settled them</w:t>
+            </w:r>
+          </w:p>
+        </w:tc>
+      </w:tr>
+      <w:tr>
+        <w:tc>
+          <w:tcPr/>
+          <w:p>
+            <w:pPr>
+              <w:pStyle w:val="Compact"/>
+              <w:jc w:val="left"/>
+            </w:pPr>
+            <w:r>
+              <w:t xml:space="preserve">Decision mix (FR-EVL-04)</w:t>
+            </w:r>
+          </w:p>
+        </w:tc>
+        <w:tc>
+          <w:tcPr/>
+          <w:p>
+            <w:pPr>
+              <w:pStyle w:val="Compact"/>
+              <w:jc w:val="left"/>
+            </w:pPr>
+            <w:r>
+              <w:t xml:space="preserve">Approve 611 (95.3%), modify 10 (1.6%), unresolved 20 (3.1%), reject 0, escalate 0, of 641</w:t>
+            </w:r>
+          </w:p>
+        </w:tc>
+      </w:tr>
+      <w:tr>
+        <w:tc>
+          <w:tcPr/>
+          <w:p>
+            <w:pPr>
+              <w:pStyle w:val="Compact"/>
+              <w:jc w:val="left"/>
+            </w:pPr>
+            <w:r>
+              <w:t xml:space="preserve">Exact matches approved as one batch</w:t>
+            </w:r>
+          </w:p>
+        </w:tc>
+        <w:tc>
+          <w:tcPr/>
+          <w:p>
+            <w:pPr>
+              <w:pStyle w:val="Compact"/>
+              <w:jc w:val="left"/>
+            </w:pPr>
+            <w:r>
+              <w:t xml:space="preserve">378 decisions, one record each (DD-02)</w:t>
             </w:r>
           </w:p>
         </w:tc>
@@ -2446,7 +2458,33 @@
               <w:jc w:val="left"/>
             </w:pPr>
             <w:r>
-              <w:t xml:space="preserve">pending</w:t>
+              <w:t xml:space="preserve">1.0000 (566/566)</w:t>
+            </w:r>
+          </w:p>
+        </w:tc>
+      </w:tr>
+      <w:tr>
+        <w:tc>
+          <w:tcPr/>
+          <w:p>
+            <w:pPr>
+              <w:pStyle w:val="Compact"/>
+              <w:jc w:val="left"/>
+            </w:pPr>
+            <w:r>
+              <w:t xml:space="preserve">Scored matches approved, by confidence band</w:t>
+            </w:r>
+          </w:p>
+        </w:tc>
+        <w:tc>
+          <w:tcPr/>
+          <w:p>
+            <w:pPr>
+              <w:pStyle w:val="Compact"/>
+              <w:jc w:val="left"/>
+            </w:pPr>
+            <w:r>
+              <w:t xml:space="preserve">High 103, Medium 52, Low 11; all correct</w:t>
             </w:r>
           </w:p>
         </w:tc>
@@ -2472,7 +2510,92 @@
               <w:jc w:val="left"/>
             </w:pPr>
             <w:r>
-              <w:t xml:space="preserve">pending</w:t>
+              <w:t xml:space="preserve">10, the many-to-one groups of SCN-05 (section 8)</w:t>
+            </w:r>
+          </w:p>
+        </w:tc>
+      </w:tr>
+      <w:tr>
+        <w:tc>
+          <w:tcPr/>
+          <w:p>
+            <w:pPr>
+              <w:pStyle w:val="Compact"/>
+              <w:jc w:val="left"/>
+            </w:pPr>
+            <w:r>
+              <w:t xml:space="preserve">Adjustments</w:t>
+            </w:r>
+          </w:p>
+        </w:tc>
+        <w:tc>
+          <w:tcPr/>
+          <w:p>
+            <w:pPr>
+              <w:pStyle w:val="Compact"/>
+              <w:jc w:val="left"/>
+            </w:pPr>
+            <w:r>
+              <w:t xml:space="preserve">16, each approved by someone other than the preparer; none posted</w:t>
+            </w:r>
+          </w:p>
+        </w:tc>
+      </w:tr>
+      <w:tr>
+        <w:tc>
+          <w:tcPr/>
+          <w:p>
+            <w:pPr>
+              <w:pStyle w:val="Compact"/>
+              <w:jc w:val="left"/>
+            </w:pPr>
+            <w:r>
+              <w:t xml:space="preserve">Audit completeness (FR-EVL-07)</w:t>
+            </w:r>
+          </w:p>
+        </w:tc>
+        <w:tc>
+          <w:tcPr/>
+          <w:p>
+            <w:pPr>
+              <w:pStyle w:val="Compact"/>
+              <w:jc w:val="left"/>
+            </w:pPr>
+            <w:r>
+              <w:t xml:space="preserve">1.0000 (2,242/2,242 events with every required field); chain intact</w:t>
+            </w:r>
+          </w:p>
+        </w:tc>
+      </w:tr>
+      <w:tr>
+        <w:tc>
+          <w:tcPr/>
+          <w:p>
+            <w:pPr>
+              <w:pStyle w:val="Compact"/>
+              <w:jc w:val="left"/>
+            </w:pPr>
+            <w:r>
+              <w:t xml:space="preserve">Unresolved difference at sign-off</w:t>
+            </w:r>
+          </w:p>
+        </w:tc>
+        <w:tc>
+          <w:tcPr/>
+          <w:p>
+            <w:pPr>
+              <w:pStyle w:val="Compact"/>
+              <w:jc w:val="left"/>
+            </w:pPr>
+            <w:r>
+              <w:rPr>
+                <w:bCs/>
+                <w:b/>
+              </w:rPr>
+              <w:t xml:space="preserve">-$9,392.35</w:t>
+            </w:r>
+            <w:r>
+              <w:t xml:space="preserve">, equal to the dataset’s true difference</w:t>
             </w:r>
           </w:p>
         </w:tc>
@@ -2498,77 +2621,17 @@
               <w:jc w:val="left"/>
             </w:pPr>
             <w:r>
-              <w:t xml:space="preserve">pending;</w:t>
+              <w:rPr>
+                <w:bCs/>
+                <w:b/>
+              </w:rPr>
+              <w:t xml:space="preserve">Not measured</w:t>
             </w:r>
             <w:r>
               <w:t xml:space="preserve"> </w:t>
             </w:r>
             <w:r>
-              <w:t xml:space="preserve">“</w:t>
-            </w:r>
-            <w:r>
-              <w:t xml:space="preserve">not measured</w:t>
-            </w:r>
-            <w:r>
-              <w:t xml:space="preserve">”</w:t>
-            </w:r>
-            <w:r>
-              <w:t xml:space="preserve"> </w:t>
-            </w:r>
-            <w:r>
-              <w:t xml:space="preserve">for anyone with no timed decisions</w:t>
-            </w:r>
-          </w:p>
-        </w:tc>
-      </w:tr>
-      <w:tr>
-        <w:tc>
-          <w:tcPr/>
-          <w:p>
-            <w:pPr>
-              <w:pStyle w:val="Compact"/>
-              <w:jc w:val="left"/>
-            </w:pPr>
-            <w:r>
-              <w:t xml:space="preserve">Audit completeness (FR-EVL-07)</w:t>
-            </w:r>
-          </w:p>
-        </w:tc>
-        <w:tc>
-          <w:tcPr/>
-          <w:p>
-            <w:pPr>
-              <w:pStyle w:val="Compact"/>
-              <w:jc w:val="left"/>
-            </w:pPr>
-            <w:r>
-              <w:t xml:space="preserve">pending</w:t>
-            </w:r>
-          </w:p>
-        </w:tc>
-      </w:tr>
-      <w:tr>
-        <w:tc>
-          <w:tcPr/>
-          <w:p>
-            <w:pPr>
-              <w:pStyle w:val="Compact"/>
-              <w:jc w:val="left"/>
-            </w:pPr>
-            <w:r>
-              <w:t xml:space="preserve">Unresolved difference at sign-off</w:t>
-            </w:r>
-          </w:p>
-        </w:tc>
-        <w:tc>
-          <w:tcPr/>
-          <w:p>
-            <w:pPr>
-              <w:pStyle w:val="Compact"/>
-              <w:jc w:val="left"/>
-            </w:pPr>
-            <w:r>
-              <w:t xml:space="preserve">pending; correct value -$9,392.35</w:t>
+              <w:t xml:space="preserve">(see below)</w:t>
             </w:r>
           </w:p>
         </w:tc>
@@ -2579,7 +2642,68 @@
         <w:pStyle w:val="BodyText"/>
       </w:pPr>
       <w:r>
-        <w:t xml:space="preserve">The automated end-to-end test of the same review (TC-S-008) already shows the target: every approval correct, audit completeness 100%, chain intact, and a signed difference of -$9,392.35.</w:t>
+        <w:rPr>
+          <w:bCs/>
+          <w:b/>
+        </w:rPr>
+        <w:t xml:space="preserve">What this shows.</w:t>
+      </w:r>
+      <w:r>
+        <w:t xml:space="preserve"> </w:t>
+      </w:r>
+      <w:r>
+        <w:t xml:space="preserve">The controls allow a complete, correct month-end: every item reaches a decision, no approval is wrong, hand pairing closes the gap scoring leaves, and the signed statement equals the true difference. Every event in the trail carries the fields brief section 7 requires.</w:t>
+      </w:r>
+    </w:p>
+    <w:p>
+      <w:pPr>
+        <w:pStyle w:val="BodyText"/>
+      </w:pPr>
+      <w:r>
+        <w:rPr>
+          <w:bCs/>
+          <w:b/>
+        </w:rPr>
+        <w:t xml:space="preserve">What it does not show.</w:t>
+      </w:r>
+      <w:r>
+        <w:t xml:space="preserve"> </w:t>
+      </w:r>
+      <w:r>
+        <w:t xml:space="preserve">The scripted review used the ground truth to decide which records to pair by hand and which to leave open, so it stands for a reviewer who judges every item correctly. Its accuracy is an upper bound on what reviewers achieve, not a measure of it. A review of run 3 in the interface recorded six decisions by one person and was not completed, so it is not reported as a review.</w:t>
+      </w:r>
+    </w:p>
+    <w:p>
+      <w:pPr>
+        <w:pStyle w:val="BodyText"/>
+      </w:pPr>
+      <w:r>
+        <w:rPr>
+          <w:bCs/>
+          <w:b/>
+        </w:rPr>
+        <w:t xml:space="preserve">Time per item is not measured.</w:t>
+      </w:r>
+      <w:r>
+        <w:t xml:space="preserve"> </w:t>
+      </w:r>
+      <w:r>
+        <w:t xml:space="preserve">The scripted review has no reading time, and six decisions from one person fall well short of the protocol of about fifty items for each of two people (DD-04). No estimate is given in its place. The interface records the time a reviewer opens an item and the time of the decision (FR-REV-11), and</w:t>
+      </w:r>
+      <w:r>
+        <w:t xml:space="preserve"> </w:t>
+      </w:r>
+      <w:r>
+        <w:rPr>
+          <w:rStyle w:val="VerbatimChar"/>
+        </w:rPr>
+        <w:t xml:space="preserve">python -m app.cli evaluate --run N</w:t>
+      </w:r>
+      <w:r>
+        <w:t xml:space="preserve"> </w:t>
+      </w:r>
+      <w:r>
+        <w:t xml:space="preserve">reports the median and mean per person, so a timed review can be measured without any change to the system.</w:t>
       </w:r>
     </w:p>
     <w:bookmarkEnd w:id="26"/>
@@ -3122,13 +3246,13 @@
           <w:bCs/>
           <w:b/>
         </w:rPr>
-        <w:t xml:space="preserve">Time per item is a small sample.</w:t>
+        <w:t xml:space="preserve">Human review is not measured.</w:t>
       </w:r>
       <w:r>
         <w:t xml:space="preserve"> </w:t>
       </w:r>
       <w:r>
-        <w:t xml:space="preserve">At most two people and about fifty items each (DD-04), on synthetic data in a quiet setting. It indicates effort; it does not predict a team’s throughput.</w:t>
+        <w:t xml:space="preserve">The complete review in section 7 is scripted and knows the answers. The accuracy of real reviewers, and time per item, need a timed review by at least two people on about fifty items each (DD-04). Even then, synthetic data in a quiet setting indicates effort; it does not predict a team’s throughput.</w:t>
       </w:r>
     </w:p>
     <w:bookmarkEnd w:id="28"/>
@@ -4320,7 +4444,7 @@
     <w:basedOn w:val="BodyTextChar"/>
     <w:rPr>
       <w:rFonts w:ascii="Consolas" w:hAnsi="Consolas"/>
-      <w:sz w:val="22"/>
+      <w:sz w:val="17"/>
     </w:rPr>
   </w:style>
   <w:style w:customStyle="1" w:styleId="SectionNumber" w:type="character">
@@ -4366,6 +4490,9 @@
     <w:pPr>
       <w:wordWrap w:val="off"/>
     </w:pPr>
+    <w:rPr>
+      <w:sz w:val="17"/>
+    </w:rPr>
   </w:style>
   <w:style w:customStyle="1" w:styleId="KeywordTok" w:type="character">
     <w:name w:val="KeywordTok"/>
